--- a/Templates/Банкротство/Включение в РТК/ФЛ/Кредиторы/Незалог/Промежуточные/Отложение рестр+реал.docx
+++ b/Templates/Банкротство/Включение в РТК/ФЛ/Кредиторы/Незалог/Промежуточные/Отложение рестр+реал.docx
@@ -989,7 +989,7 @@
               <w:sz w:val="20"/>
               <w:szCs w:val="20"/>
             </w:rPr>
-            <w:t xml:space="preserve">10735_10883017</w:t>
+            <w:t xml:space="preserve"/>
           </w:r>
           <w:r>
             <w:rPr>
@@ -1159,7 +1159,7 @@
               <w:sz w:val="20"/>
               <w:szCs w:val="20"/>
             </w:rPr>
-            <w:t xml:space="preserve">10735_10883017</w:t>
+            <w:t xml:space="preserve"/>
           </w:r>
           <w:r>
             <w:rPr>
